--- a/EXERCICES/LOT A - Composants natifs/A-03/A-03_fiche.docx
+++ b/EXERCICES/LOT A - Composants natifs/A-03/A-03_fiche.docx
@@ -675,7 +675,7 @@
           <w:i w:val="0"/>
           <w:sz w:val="21"/>
         </w:rPr>
-        <w:t>a) Grasshopper garde en mémoire le dernier calcul effectué.</w:t>
+        <w:t>a) La donnée a été recopiée dans le paramètre, qui ne dépend plus de rien. ← réponse</w:t>
       </w:r>
     </w:p>
     <w:p>
@@ -689,7 +689,7 @@
           <w:i w:val="0"/>
           <w:sz w:val="21"/>
         </w:rPr>
-        <w:t>b) La donnée a été recopiée dans le paramètre, qui ne dépend plus de rien. ← réponse</w:t>
+        <w:t>b) Grasshopper garde en mémoire le dernier calcul effectué.</w:t>
       </w:r>
     </w:p>
     <w:p>
@@ -731,7 +731,7 @@
           <w:i w:val="0"/>
           <w:sz w:val="21"/>
         </w:rPr>
-        <w:t>Valeur diagnostique : (a) et (d) révèlent qu'on confond persistance et cache d'affichage ; (c) qu'on croit le paramètre encore lié à sa source. Aucune de ces confusions ne se verrait dans un exercice où le montage fonctionne.</w:t>
+        <w:t>Valeur diagnostique : (b) et (d) révèlent qu'on confond persistance et cache d'affichage ; (c) qu'on croit le paramètre encore lié à sa source. Aucune de ces confusions ne se verrait dans un exercice où le montage fonctionne.</w:t>
       </w:r>
     </w:p>
     <w:p>

--- a/EXERCICES/LOT A - Composants natifs/A-03/A-03_fiche.docx
+++ b/EXERCICES/LOT A - Composants natifs/A-03/A-03_fiche.docx
@@ -443,7 +443,7 @@
                 <w:b w:val="0"/>
                 <w:sz w:val="19"/>
               </w:rPr>
-              <w:t>v0.3-260826 — Ind. B — 26/08/2026</w:t>
+              <w:t>v0.4-260901 — Ind. B — 26/08/2026</w:t>
             </w:r>
           </w:p>
         </w:tc>
@@ -897,7 +897,7 @@
         <w:color w:val="444A52"/>
         <w:sz w:val="16"/>
       </w:rPr>
-      <w:t>Magpie · A-03 — Internaliser une donnée · v0.3-260826 Ind. B</w:t>
+      <w:t>Magpie · A-03 — Internaliser une donnée · v0.4-260901 Ind. B</w:t>
     </w:r>
   </w:p>
 </w:ftr>

--- a/EXERCICES/LOT A - Composants natifs/A-03/A-03_fiche.docx
+++ b/EXERCICES/LOT A - Composants natifs/A-03/A-03_fiche.docx
@@ -443,7 +443,7 @@
                 <w:b w:val="0"/>
                 <w:sz w:val="19"/>
               </w:rPr>
-              <w:t>v0.4-260901 — Ind. B — 26/08/2026</w:t>
+              <w:t>v0.5-260902 — Ind. C — 01/09/2026</w:t>
             </w:r>
           </w:p>
         </w:tc>
@@ -897,7 +897,7 @@
         <w:color w:val="444A52"/>
         <w:sz w:val="16"/>
       </w:rPr>
-      <w:t>Magpie · A-03 — Internaliser une donnée · v0.4-260901 Ind. B</w:t>
+      <w:t>Magpie · A-03 — Internaliser une donnée · v0.5-260902 Ind. C</w:t>
     </w:r>
   </w:p>
 </w:ftr>
